--- a/assets/libreoffice_writ_njc/5cc2c306-2768-4e26-8f19-2717b474694b/Proposal_L3_02.docx
+++ b/assets/libreoffice_writ_njc/5cc2c306-2768-4e26-8f19-2717b474694b/Proposal_L3_02.docx
@@ -52,12 +52,14 @@
         <w:rPr>
           <w:position w:val="0"/>
           <w:sz w:val="22"/>
+          <w:sz w:val="22"/>
           <w:vertAlign w:val="baseline"/>
         </w:rPr>
       </w:pPr>
       <w:r>
         <w:rPr>
           <w:position w:val="0"/>
+          <w:sz w:val="22"/>
           <w:sz w:val="22"/>
           <w:vertAlign w:val="baseline"/>
         </w:rPr>
@@ -182,15 +184,15 @@
         <w:spacing w:before="0" w:after="200"/>
         <w:jc w:val="center"/>
         <w:rPr>
-          <w:i/>
-          <w:i/>
-          <w:iCs/>
+          <w:i w:val="false"/>
+          <w:i w:val="false"/>
+          <w:iCs w:val="false"/>
         </w:rPr>
       </w:pPr>
       <w:r>
         <w:rPr>
-          <w:i/>
-          <w:iCs/>
+          <w:i w:val="false"/>
+          <w:iCs w:val="false"/>
         </w:rPr>
         <w:t>Approved by: _________________ Date: _________________</w:t>
       </w:r>
@@ -237,6 +239,7 @@
         </w:tabs>
         <w:ind w:left="1080" w:hanging="360"/>
       </w:pPr>
+      <w:rPr/>
     </w:lvl>
     <w:lvl w:ilvl="2">
       <w:start w:val="1"/>
@@ -249,6 +252,7 @@
         </w:tabs>
         <w:ind w:left="1440" w:hanging="360"/>
       </w:pPr>
+      <w:rPr/>
     </w:lvl>
     <w:lvl w:ilvl="3">
       <w:start w:val="1"/>
@@ -261,6 +265,7 @@
         </w:tabs>
         <w:ind w:left="1800" w:hanging="360"/>
       </w:pPr>
+      <w:rPr/>
     </w:lvl>
     <w:lvl w:ilvl="4">
       <w:start w:val="1"/>
@@ -273,6 +278,7 @@
         </w:tabs>
         <w:ind w:left="2160" w:hanging="360"/>
       </w:pPr>
+      <w:rPr/>
     </w:lvl>
     <w:lvl w:ilvl="5">
       <w:start w:val="1"/>
@@ -285,6 +291,7 @@
         </w:tabs>
         <w:ind w:left="2520" w:hanging="360"/>
       </w:pPr>
+      <w:rPr/>
     </w:lvl>
     <w:lvl w:ilvl="6">
       <w:start w:val="1"/>
@@ -297,6 +304,7 @@
         </w:tabs>
         <w:ind w:left="2880" w:hanging="360"/>
       </w:pPr>
+      <w:rPr/>
     </w:lvl>
     <w:lvl w:ilvl="7">
       <w:start w:val="1"/>
@@ -309,6 +317,7 @@
         </w:tabs>
         <w:ind w:left="3240" w:hanging="360"/>
       </w:pPr>
+      <w:rPr/>
     </w:lvl>
     <w:lvl w:ilvl="8">
       <w:start w:val="1"/>
@@ -321,6 +330,7 @@
         </w:tabs>
         <w:ind w:left="3600" w:hanging="360"/>
       </w:pPr>
+      <w:rPr/>
     </w:lvl>
   </w:abstractNum>
   <w:abstractNum w:abstractNumId="2">
@@ -350,6 +360,7 @@
         </w:tabs>
         <w:ind w:left="1080" w:hanging="360"/>
       </w:pPr>
+      <w:rPr/>
     </w:lvl>
     <w:lvl w:ilvl="2">
       <w:start w:val="1"/>
@@ -362,6 +373,7 @@
         </w:tabs>
         <w:ind w:left="1440" w:hanging="360"/>
       </w:pPr>
+      <w:rPr/>
     </w:lvl>
     <w:lvl w:ilvl="3">
       <w:start w:val="1"/>
@@ -374,6 +386,7 @@
         </w:tabs>
         <w:ind w:left="1800" w:hanging="360"/>
       </w:pPr>
+      <w:rPr/>
     </w:lvl>
     <w:lvl w:ilvl="4">
       <w:start w:val="1"/>
@@ -386,6 +399,7 @@
         </w:tabs>
         <w:ind w:left="2160" w:hanging="360"/>
       </w:pPr>
+      <w:rPr/>
     </w:lvl>
     <w:lvl w:ilvl="5">
       <w:start w:val="1"/>
@@ -398,6 +412,7 @@
         </w:tabs>
         <w:ind w:left="2520" w:hanging="360"/>
       </w:pPr>
+      <w:rPr/>
     </w:lvl>
     <w:lvl w:ilvl="6">
       <w:start w:val="1"/>
@@ -410,6 +425,7 @@
         </w:tabs>
         <w:ind w:left="2880" w:hanging="360"/>
       </w:pPr>
+      <w:rPr/>
     </w:lvl>
     <w:lvl w:ilvl="7">
       <w:start w:val="1"/>
@@ -422,6 +438,7 @@
         </w:tabs>
         <w:ind w:left="3240" w:hanging="360"/>
       </w:pPr>
+      <w:rPr/>
     </w:lvl>
     <w:lvl w:ilvl="8">
       <w:start w:val="1"/>
@@ -434,6 +451,7 @@
         </w:tabs>
         <w:ind w:left="3600" w:hanging="360"/>
       </w:pPr>
+      <w:rPr/>
     </w:lvl>
   </w:abstractNum>
   <w:abstractNum w:abstractNumId="3">
@@ -463,6 +481,7 @@
         </w:tabs>
         <w:ind w:left="1080" w:hanging="360"/>
       </w:pPr>
+      <w:rPr/>
     </w:lvl>
     <w:lvl w:ilvl="2">
       <w:start w:val="1"/>
@@ -475,6 +494,7 @@
         </w:tabs>
         <w:ind w:left="1440" w:hanging="360"/>
       </w:pPr>
+      <w:rPr/>
     </w:lvl>
     <w:lvl w:ilvl="3">
       <w:start w:val="1"/>
@@ -487,6 +507,7 @@
         </w:tabs>
         <w:ind w:left="1800" w:hanging="360"/>
       </w:pPr>
+      <w:rPr/>
     </w:lvl>
     <w:lvl w:ilvl="4">
       <w:start w:val="1"/>
@@ -499,6 +520,7 @@
         </w:tabs>
         <w:ind w:left="2160" w:hanging="360"/>
       </w:pPr>
+      <w:rPr/>
     </w:lvl>
     <w:lvl w:ilvl="5">
       <w:start w:val="1"/>
@@ -511,6 +533,7 @@
         </w:tabs>
         <w:ind w:left="2520" w:hanging="360"/>
       </w:pPr>
+      <w:rPr/>
     </w:lvl>
     <w:lvl w:ilvl="6">
       <w:start w:val="1"/>
@@ -523,6 +546,7 @@
         </w:tabs>
         <w:ind w:left="2880" w:hanging="360"/>
       </w:pPr>
+      <w:rPr/>
     </w:lvl>
     <w:lvl w:ilvl="7">
       <w:start w:val="1"/>
@@ -535,6 +559,7 @@
         </w:tabs>
         <w:ind w:left="3240" w:hanging="360"/>
       </w:pPr>
+      <w:rPr/>
     </w:lvl>
     <w:lvl w:ilvl="8">
       <w:start w:val="1"/>
@@ -547,6 +572,7 @@
         </w:tabs>
         <w:ind w:left="3600" w:hanging="360"/>
       </w:pPr>
+      <w:rPr/>
     </w:lvl>
   </w:abstractNum>
   <w:abstractNum w:abstractNumId="4">
@@ -574,6 +600,7 @@
         </w:tabs>
         <w:ind w:left="1080" w:hanging="360"/>
       </w:pPr>
+      <w:rPr/>
     </w:lvl>
     <w:lvl w:ilvl="2">
       <w:start w:val="1"/>
@@ -586,6 +613,7 @@
         </w:tabs>
         <w:ind w:left="1440" w:hanging="360"/>
       </w:pPr>
+      <w:rPr/>
     </w:lvl>
     <w:lvl w:ilvl="3">
       <w:start w:val="1"/>
@@ -598,6 +626,7 @@
         </w:tabs>
         <w:ind w:left="1800" w:hanging="360"/>
       </w:pPr>
+      <w:rPr/>
     </w:lvl>
     <w:lvl w:ilvl="4">
       <w:start w:val="1"/>
@@ -610,6 +639,7 @@
         </w:tabs>
         <w:ind w:left="2160" w:hanging="360"/>
       </w:pPr>
+      <w:rPr/>
     </w:lvl>
     <w:lvl w:ilvl="5">
       <w:start w:val="1"/>
@@ -622,6 +652,7 @@
         </w:tabs>
         <w:ind w:left="2520" w:hanging="360"/>
       </w:pPr>
+      <w:rPr/>
     </w:lvl>
     <w:lvl w:ilvl="6">
       <w:start w:val="1"/>
@@ -634,6 +665,7 @@
         </w:tabs>
         <w:ind w:left="2880" w:hanging="360"/>
       </w:pPr>
+      <w:rPr/>
     </w:lvl>
     <w:lvl w:ilvl="7">
       <w:start w:val="1"/>
@@ -646,6 +678,7 @@
         </w:tabs>
         <w:ind w:left="3240" w:hanging="360"/>
       </w:pPr>
+      <w:rPr/>
     </w:lvl>
     <w:lvl w:ilvl="8">
       <w:start w:val="1"/>
@@ -658,6 +691,7 @@
         </w:tabs>
         <w:ind w:left="3600" w:hanging="360"/>
       </w:pPr>
+      <w:rPr/>
     </w:lvl>
   </w:abstractNum>
   <w:abstractNum w:abstractNumId="5">
@@ -685,6 +719,7 @@
         </w:tabs>
         <w:ind w:left="1080" w:hanging="360"/>
       </w:pPr>
+      <w:rPr/>
     </w:lvl>
     <w:lvl w:ilvl="2">
       <w:start w:val="1"/>
@@ -697,6 +732,7 @@
         </w:tabs>
         <w:ind w:left="1440" w:hanging="360"/>
       </w:pPr>
+      <w:rPr/>
     </w:lvl>
     <w:lvl w:ilvl="3">
       <w:start w:val="1"/>
@@ -709,6 +745,7 @@
         </w:tabs>
         <w:ind w:left="1800" w:hanging="360"/>
       </w:pPr>
+      <w:rPr/>
     </w:lvl>
     <w:lvl w:ilvl="4">
       <w:start w:val="1"/>
@@ -721,6 +758,7 @@
         </w:tabs>
         <w:ind w:left="2160" w:hanging="360"/>
       </w:pPr>
+      <w:rPr/>
     </w:lvl>
     <w:lvl w:ilvl="5">
       <w:start w:val="1"/>
@@ -733,6 +771,7 @@
         </w:tabs>
         <w:ind w:left="2520" w:hanging="360"/>
       </w:pPr>
+      <w:rPr/>
     </w:lvl>
     <w:lvl w:ilvl="6">
       <w:start w:val="1"/>
@@ -745,6 +784,7 @@
         </w:tabs>
         <w:ind w:left="2880" w:hanging="360"/>
       </w:pPr>
+      <w:rPr/>
     </w:lvl>
     <w:lvl w:ilvl="7">
       <w:start w:val="1"/>
@@ -757,6 +797,7 @@
         </w:tabs>
         <w:ind w:left="3240" w:hanging="360"/>
       </w:pPr>
+      <w:rPr/>
     </w:lvl>
     <w:lvl w:ilvl="8">
       <w:start w:val="1"/>
@@ -769,6 +810,7 @@
         </w:tabs>
         <w:ind w:left="3600" w:hanging="360"/>
       </w:pPr>
+      <w:rPr/>
     </w:lvl>
   </w:abstractNum>
   <w:abstractNum w:abstractNumId="6">
@@ -796,6 +838,7 @@
         </w:tabs>
         <w:ind w:left="1080" w:hanging="360"/>
       </w:pPr>
+      <w:rPr/>
     </w:lvl>
     <w:lvl w:ilvl="2">
       <w:start w:val="1"/>
@@ -808,6 +851,7 @@
         </w:tabs>
         <w:ind w:left="1440" w:hanging="360"/>
       </w:pPr>
+      <w:rPr/>
     </w:lvl>
     <w:lvl w:ilvl="3">
       <w:start w:val="1"/>
@@ -820,6 +864,7 @@
         </w:tabs>
         <w:ind w:left="1800" w:hanging="360"/>
       </w:pPr>
+      <w:rPr/>
     </w:lvl>
     <w:lvl w:ilvl="4">
       <w:start w:val="1"/>
@@ -832,6 +877,7 @@
         </w:tabs>
         <w:ind w:left="2160" w:hanging="360"/>
       </w:pPr>
+      <w:rPr/>
     </w:lvl>
     <w:lvl w:ilvl="5">
       <w:start w:val="1"/>
@@ -844,6 +890,7 @@
         </w:tabs>
         <w:ind w:left="2520" w:hanging="360"/>
       </w:pPr>
+      <w:rPr/>
     </w:lvl>
     <w:lvl w:ilvl="6">
       <w:start w:val="1"/>
@@ -856,6 +903,7 @@
         </w:tabs>
         <w:ind w:left="2880" w:hanging="360"/>
       </w:pPr>
+      <w:rPr/>
     </w:lvl>
     <w:lvl w:ilvl="7">
       <w:start w:val="1"/>
@@ -868,6 +916,7 @@
         </w:tabs>
         <w:ind w:left="3240" w:hanging="360"/>
       </w:pPr>
+      <w:rPr/>
     </w:lvl>
     <w:lvl w:ilvl="8">
       <w:start w:val="1"/>
@@ -880,6 +929,7 @@
         </w:tabs>
         <w:ind w:left="3600" w:hanging="360"/>
       </w:pPr>
+      <w:rPr/>
     </w:lvl>
   </w:abstractNum>
   <w:abstractNum w:abstractNumId="7">
@@ -1187,6 +1237,7 @@
     <w:rsid w:val="00fc693f"/>
     <w:pPr>
       <w:widowControl/>
+      <w:suppressAutoHyphens w:val="true"/>
       <w:bidi w:val="0"/>
       <w:spacing w:lineRule="auto" w:line="276" w:before="0" w:after="200"/>
       <w:jc w:val="left"/>
@@ -1879,6 +1930,7 @@
     <w:rsid w:val="00fc693f"/>
     <w:pPr>
       <w:widowControl/>
+      <w:suppressAutoHyphens w:val="true"/>
       <w:bidi w:val="0"/>
       <w:spacing w:lineRule="auto" w:line="240" w:before="0" w:after="0"/>
       <w:jc w:val="left"/>
@@ -1977,24 +2029,29 @@
       <w:szCs w:val="16"/>
     </w:rPr>
   </w:style>
-  <w:style w:type="paragraph" w:styleId="List2">
+  <w:style w:type="paragraph" w:styleId="ListBullet3">
     <w:name w:val="List Bullet 3"/>
     <w:basedOn w:val="Normal"/>
     <w:uiPriority w:val="99"/>
     <w:unhideWhenUsed/>
+    <w:qFormat/>
     <w:rsid w:val="00326f90"/>
     <w:pPr>
+      <w:numPr>
+        <w:ilvl w:val="0"/>
+        <w:numId w:val="3"/>
+      </w:numPr>
       <w:spacing w:before="0" w:after="200"/>
-      <w:ind w:left="720" w:hanging="360"/>
       <w:contextualSpacing/>
     </w:pPr>
     <w:rPr/>
   </w:style>
-  <w:style w:type="paragraph" w:styleId="List3">
+  <w:style w:type="paragraph" w:styleId="ListBullet4">
     <w:name w:val="List Bullet 4"/>
     <w:basedOn w:val="Normal"/>
     <w:uiPriority w:val="99"/>
     <w:unhideWhenUsed/>
+    <w:qFormat/>
     <w:rsid w:val="00326f90"/>
     <w:pPr>
       <w:spacing w:before="0" w:after="200"/>
@@ -2031,23 +2088,6 @@
       <w:numPr>
         <w:ilvl w:val="0"/>
         <w:numId w:val="2"/>
-      </w:numPr>
-      <w:spacing w:before="0" w:after="200"/>
-      <w:contextualSpacing/>
-    </w:pPr>
-    <w:rPr/>
-  </w:style>
-  <w:style w:type="paragraph" w:styleId="ListBullet3">
-    <w:name w:val="List Bullet 3"/>
-    <w:basedOn w:val="Normal"/>
-    <w:uiPriority w:val="99"/>
-    <w:unhideWhenUsed/>
-    <w:qFormat/>
-    <w:rsid w:val="00326f90"/>
-    <w:pPr>
-      <w:numPr>
-        <w:ilvl w:val="0"/>
-        <w:numId w:val="3"/>
       </w:numPr>
       <w:spacing w:before="0" w:after="200"/>
       <w:contextualSpacing/>
@@ -2166,6 +2206,7 @@
         <w:tab w:val="left" w:pos="3456" w:leader="none"/>
         <w:tab w:val="left" w:pos="4032" w:leader="none"/>
       </w:tabs>
+      <w:suppressAutoHyphens w:val="true"/>
       <w:bidi w:val="0"/>
       <w:spacing w:lineRule="auto" w:line="276" w:before="0" w:after="200"/>
       <w:jc w:val="left"/>

--- a/assets/libreoffice_writ_njc/5cc2c306-2768-4e26-8f19-2717b474694b/Proposal_L3_02.docx
+++ b/assets/libreoffice_writ_njc/5cc2c306-2768-4e26-8f19-2717b474694b/Proposal_L3_02.docx
@@ -6,13 +6,7 @@
       <w:pPr>
         <w:pStyle w:val="Title"/>
         <w:jc w:val="center"/>
-        <w:rPr>
-          <w:b/>
-          <w:b/>
-          <w:bCs/>
-          <w:sz w:val="44"/>
-          <w:szCs w:val="44"/>
-        </w:rPr>
+        <w:rPr/>
       </w:pPr>
       <w:r>
         <w:rPr>
@@ -50,14 +44,12 @@
       <w:pPr>
         <w:pStyle w:val="Heading1"/>
         <w:rPr>
-          <w:position w:val="0"/>
-          <w:sz w:val="22"/>
-          <w:sz w:val="22"/>
-          <w:vertAlign w:val="baseline"/>
+          <w:color w:val="2A6099"/>
         </w:rPr>
       </w:pPr>
       <w:r>
         <w:rPr>
+          <w:color w:val="2A6099"/>
           <w:position w:val="0"/>
           <w:sz w:val="22"/>
           <w:sz w:val="22"/>
@@ -79,10 +71,14 @@
     <w:p>
       <w:pPr>
         <w:pStyle w:val="Heading1"/>
-        <w:rPr/>
+        <w:rPr>
+          <w:color w:val="2A6099"/>
+        </w:rPr>
       </w:pPr>
       <w:r>
-        <w:rPr/>
+        <w:rPr>
+          <w:color w:val="2A6099"/>
+        </w:rPr>
         <w:t>Objectives</w:t>
       </w:r>
     </w:p>
@@ -100,11 +96,12 @@
       <w:pPr>
         <w:pStyle w:val="Heading1"/>
         <w:rPr>
-          <w:vertAlign w:val="subscript"/>
+          <w:color w:val="2A6099"/>
         </w:rPr>
       </w:pPr>
       <w:r>
         <w:rPr>
+          <w:color w:val="2A6099"/>
           <w:vertAlign w:val="subscript"/>
         </w:rPr>
         <w:t>Scope of Work</w:t>
@@ -124,18 +121,14 @@
       <w:pPr>
         <w:pStyle w:val="Heading1"/>
         <w:rPr>
-          <w:i/>
-          <w:i/>
-          <w:iCs/>
-          <w:color w:val="003366"/>
-          <w:vertAlign w:val="superscript"/>
+          <w:color w:val="2A6099"/>
         </w:rPr>
       </w:pPr>
       <w:r>
         <w:rPr>
           <w:i/>
           <w:iCs/>
-          <w:color w:val="003366"/>
+          <w:color w:val="2A6099"/>
           <w:vertAlign w:val="superscript"/>
         </w:rPr>
         <w:t>Budget</w:t>
@@ -154,10 +147,14 @@
     <w:p>
       <w:pPr>
         <w:pStyle w:val="Heading1"/>
-        <w:rPr/>
+        <w:rPr>
+          <w:color w:val="2A6099"/>
+        </w:rPr>
       </w:pPr>
       <w:r>
-        <w:rPr/>
+        <w:rPr>
+          <w:color w:val="2A6099"/>
+        </w:rPr>
         <w:t>Expected Benefits</w:t>
       </w:r>
     </w:p>
@@ -165,17 +162,33 @@
       <w:pPr>
         <w:pStyle w:val="Normal"/>
         <w:rPr>
-          <w:i/>
-          <w:i/>
-          <w:iCs/>
+          <w:i w:val="false"/>
+          <w:i w:val="false"/>
+          <w:iCs w:val="false"/>
         </w:rPr>
       </w:pPr>
       <w:r>
         <w:rPr>
-          <w:i/>
-          <w:iCs/>
+          <w:i w:val="false"/>
+          <w:iCs w:val="false"/>
         </w:rPr>
         <w:t>Upon completion, the organization will benefit from 99.9% system uptime, 60% reduction in infrastructure maintenance costs, real-time business intelligence capabilities, and enhanced security posture meeting ISO 27001 standards.</w:t>
+      </w:r>
+    </w:p>
+    <w:p>
+      <w:pPr>
+        <w:pStyle w:val="Normal"/>
+        <w:rPr>
+          <w:i w:val="false"/>
+          <w:i w:val="false"/>
+          <w:iCs w:val="false"/>
+        </w:rPr>
+      </w:pPr>
+      <w:r>
+        <w:rPr>
+          <w:i w:val="false"/>
+          <w:iCs w:val="false"/>
+        </w:rPr>
       </w:r>
     </w:p>
     <w:p>

--- a/assets/libreoffice_writ_njc/5cc2c306-2768-4e26-8f19-2717b474694b/Proposal_L3_02.docx
+++ b/assets/libreoffice_writ_njc/5cc2c306-2768-4e26-8f19-2717b474694b/Proposal_L3_02.docx
@@ -6,7 +6,11 @@
       <w:pPr>
         <w:pStyle w:val="Title"/>
         <w:jc w:val="center"/>
-        <w:rPr/>
+        <w:rPr>
+          <w:b/>
+          <w:b/>
+          <w:bCs/>
+        </w:rPr>
       </w:pPr>
       <w:r>
         <w:rPr>
@@ -44,15 +48,16 @@
       <w:pPr>
         <w:pStyle w:val="Heading1"/>
         <w:rPr>
-          <w:color w:val="2A6099"/>
+          <w:color w:val="003366"/>
         </w:rPr>
       </w:pPr>
       <w:r>
         <w:rPr>
-          <w:color w:val="2A6099"/>
+          <w:color w:val="003366"/>
           <w:position w:val="0"/>
           <w:sz w:val="22"/>
           <w:sz w:val="22"/>
+          <w:shd w:fill="auto" w:val="clear"/>
           <w:vertAlign w:val="baseline"/>
         </w:rPr>
         <w:t>Background</w:t>
@@ -72,12 +77,12 @@
       <w:pPr>
         <w:pStyle w:val="Heading1"/>
         <w:rPr>
-          <w:color w:val="2A6099"/>
+          <w:color w:val="003366"/>
         </w:rPr>
       </w:pPr>
       <w:r>
         <w:rPr>
-          <w:color w:val="2A6099"/>
+          <w:color w:val="003366"/>
         </w:rPr>
         <w:t>Objectives</w:t>
       </w:r>
@@ -89,20 +94,28 @@
       </w:pPr>
       <w:r>
         <w:rPr/>
-        <w:t>The primary objectives of this initiative are: migrate all on-premises workloads to a hybrid cloud environment, implement a modern data analytics platform, deploy mobile-first applications for field operations, and establish a robust cybersecurity framework.</w:t>
+        <w:t xml:space="preserve">The primary objectives of this initiative are: migrate all on-premises </w:t>
+      </w:r>
+      <w:r>
+        <w:rPr>
+          <w:sz w:val="22"/>
+          <w:szCs w:val="22"/>
+        </w:rPr>
+        <w:t>workloads to a hybrid cloud environment, implement a modern data analytics platform, deploy mobile-first applications for field operations, and establish a robust cybersecurity framework.</w:t>
       </w:r>
     </w:p>
     <w:p>
       <w:pPr>
         <w:pStyle w:val="Heading1"/>
         <w:rPr>
-          <w:color w:val="2A6099"/>
+          <w:color w:val="003366"/>
         </w:rPr>
       </w:pPr>
       <w:r>
         <w:rPr>
-          <w:color w:val="2A6099"/>
-          <w:vertAlign w:val="subscript"/>
+          <w:color w:val="003366"/>
+          <w:sz w:val="22"/>
+          <w:szCs w:val="22"/>
         </w:rPr>
         <w:t>Scope of Work</w:t>
       </w:r>
@@ -110,10 +123,16 @@
     <w:p>
       <w:pPr>
         <w:pStyle w:val="Normal"/>
-        <w:rPr/>
+        <w:rPr>
+          <w:sz w:val="22"/>
+          <w:szCs w:val="22"/>
+        </w:rPr>
       </w:pPr>
       <w:r>
-        <w:rPr/>
+        <w:rPr>
+          <w:sz w:val="22"/>
+          <w:szCs w:val="22"/>
+        </w:rPr>
         <w:t>Phase 1 covers infrastructure assessment and cloud architecture design (Q1 2025). Phase 2 involves data migration and platform setup (Q2-Q3 2025). Phase 3 focuses on application modernization and user training (Q4 2025). Phase 4 addresses optimization and handover (Q1 2026).</w:t>
       </w:r>
     </w:p>
@@ -121,15 +140,14 @@
       <w:pPr>
         <w:pStyle w:val="Heading1"/>
         <w:rPr>
-          <w:color w:val="2A6099"/>
+          <w:color w:val="003366"/>
         </w:rPr>
       </w:pPr>
       <w:r>
         <w:rPr>
-          <w:i/>
-          <w:iCs/>
-          <w:color w:val="2A6099"/>
-          <w:vertAlign w:val="superscript"/>
+          <w:color w:val="003366"/>
+          <w:sz w:val="22"/>
+          <w:szCs w:val="22"/>
         </w:rPr>
         <w:t>Budget</w:t>
       </w:r>
@@ -137,10 +155,16 @@
     <w:p>
       <w:pPr>
         <w:pStyle w:val="Normal"/>
-        <w:rPr/>
+        <w:rPr>
+          <w:sz w:val="22"/>
+          <w:szCs w:val="22"/>
+        </w:rPr>
       </w:pPr>
       <w:r>
-        <w:rPr/>
+        <w:rPr>
+          <w:sz w:val="22"/>
+          <w:szCs w:val="22"/>
+        </w:rPr>
         <w:t>The total estimated budget for this initiative is $2.4 million over 12 months. Infrastructure costs account for 40%, professional services for 35%, software licenses for 15%, and training for 10%.</w:t>
       </w:r>
     </w:p>
@@ -148,12 +172,14 @@
       <w:pPr>
         <w:pStyle w:val="Heading1"/>
         <w:rPr>
-          <w:color w:val="2A6099"/>
+          <w:color w:val="003366"/>
         </w:rPr>
       </w:pPr>
       <w:r>
         <w:rPr>
-          <w:color w:val="2A6099"/>
+          <w:color w:val="003366"/>
+          <w:sz w:val="22"/>
+          <w:szCs w:val="22"/>
         </w:rPr>
         <w:t>Expected Benefits</w:t>
       </w:r>
@@ -162,15 +188,18 @@
       <w:pPr>
         <w:pStyle w:val="Normal"/>
         <w:rPr>
-          <w:i w:val="false"/>
-          <w:i w:val="false"/>
-          <w:iCs w:val="false"/>
+          <w:i/>
+          <w:i/>
+          <w:iCs/>
         </w:rPr>
       </w:pPr>
       <w:r>
         <w:rPr>
-          <w:i w:val="false"/>
-          <w:iCs w:val="false"/>
+          <w:i/>
+          <w:iCs/>
+          <w:sz w:val="22"/>
+          <w:szCs w:val="22"/>
+          <w:u w:val="single"/>
         </w:rPr>
         <w:t>Upon completion, the organization will benefit from 99.9% system uptime, 60% reduction in infrastructure maintenance costs, real-time business intelligence capabilities, and enhanced security posture meeting ISO 27001 standards.</w:t>
       </w:r>
@@ -178,16 +207,41 @@
     <w:p>
       <w:pPr>
         <w:pStyle w:val="Normal"/>
+        <w:jc w:val="center"/>
+        <w:rPr>
+          <w:sz w:val="22"/>
+          <w:szCs w:val="22"/>
+          <w:u w:val="single"/>
+        </w:rPr>
+      </w:pPr>
+      <w:r>
+        <w:rPr>
+          <w:i w:val="false"/>
+          <w:iCs w:val="false"/>
+          <w:sz w:val="22"/>
+          <w:szCs w:val="22"/>
+          <w:u w:val="single"/>
+        </w:rPr>
+        <w:t>Approved by: _________________________ Date: _________________________</w:t>
+      </w:r>
+    </w:p>
+    <w:p>
+      <w:pPr>
+        <w:pStyle w:val="Normal"/>
         <w:rPr>
           <w:i w:val="false"/>
           <w:i w:val="false"/>
           <w:iCs w:val="false"/>
+          <w:sz w:val="22"/>
+          <w:szCs w:val="22"/>
         </w:rPr>
       </w:pPr>
       <w:r>
         <w:rPr>
           <w:i w:val="false"/>
           <w:iCs w:val="false"/>
+          <w:sz w:val="22"/>
+          <w:szCs w:val="22"/>
         </w:rPr>
       </w:r>
     </w:p>
@@ -203,11 +257,7 @@
         </w:rPr>
       </w:pPr>
       <w:r>
-        <w:rPr>
-          <w:i w:val="false"/>
-          <w:iCs w:val="false"/>
-        </w:rPr>
-        <w:t>Approved by: _________________ Date: _________________</w:t>
+        <w:rPr/>
       </w:r>
     </w:p>
     <w:sectPr>

--- a/assets/libreoffice_writ_njc/5cc2c306-2768-4e26-8f19-2717b474694b/Proposal_L3_02.docx
+++ b/assets/libreoffice_writ_njc/5cc2c306-2768-4e26-8f19-2717b474694b/Proposal_L3_02.docx
@@ -26,10 +26,19 @@
       <w:pPr>
         <w:pStyle w:val="Normal"/>
         <w:jc w:val="center"/>
-        <w:rPr/>
+        <w:rPr>
+          <w:b w:val="false"/>
+          <w:b w:val="false"/>
+          <w:bCs w:val="false"/>
+        </w:rPr>
       </w:pPr>
       <w:r>
-        <w:rPr/>
+        <w:rPr>
+          <w:b w:val="false"/>
+          <w:bCs w:val="false"/>
+          <w:sz w:val="44"/>
+          <w:szCs w:val="44"/>
+        </w:rPr>
         <w:t>Submitted to: Board of Directors</w:t>
       </w:r>
     </w:p>
@@ -40,7 +49,12 @@
         <w:rPr/>
       </w:pPr>
       <w:r>
-        <w:rPr/>
+        <w:rPr>
+          <w:b w:val="false"/>
+          <w:bCs w:val="false"/>
+          <w:sz w:val="44"/>
+          <w:szCs w:val="44"/>
+        </w:rPr>
         <w:t>Date: March 15, 2025</w:t>
       </w:r>
     </w:p>
@@ -48,16 +62,23 @@
       <w:pPr>
         <w:pStyle w:val="Heading1"/>
         <w:rPr>
-          <w:color w:val="003366"/>
+          <w:b w:val="false"/>
+          <w:b w:val="false"/>
+          <w:bCs w:val="false"/>
+          <w:color w:val="5983B0"/>
         </w:rPr>
       </w:pPr>
       <w:r>
         <w:rPr>
-          <w:color w:val="003366"/>
+          <w:b w:val="false"/>
+          <w:bCs w:val="false"/>
+          <w:i/>
+          <w:iCs/>
+          <w:color w:val="5983B0"/>
           <w:position w:val="0"/>
           <w:sz w:val="22"/>
           <w:sz w:val="22"/>
-          <w:shd w:fill="auto" w:val="clear"/>
+          <w:szCs w:val="22"/>
           <w:vertAlign w:val="baseline"/>
         </w:rPr>
         <w:t>Background</w:t>
@@ -66,10 +87,24 @@
     <w:p>
       <w:pPr>
         <w:pStyle w:val="Normal"/>
-        <w:rPr/>
+        <w:rPr>
+          <w:i/>
+          <w:i/>
+          <w:iCs/>
+          <w:sz w:val="22"/>
+          <w:szCs w:val="22"/>
+        </w:rPr>
       </w:pPr>
       <w:r>
-        <w:rPr/>
+        <w:rPr>
+          <w:b/>
+          <w:bCs/>
+          <w:i/>
+          <w:iCs/>
+          <w:color w:val="C9211E"/>
+          <w:sz w:val="22"/>
+          <w:szCs w:val="22"/>
+        </w:rPr>
         <w:t>The current IT infrastructure has served the organization well for the past decade. However, increasing demands for real-time analytics, mobile workforce support, and cloud-native applications require a fundamental upgrade of our technology stack.</w:t>
       </w:r>
     </w:p>
@@ -77,12 +112,16 @@
       <w:pPr>
         <w:pStyle w:val="Heading1"/>
         <w:rPr>
-          <w:color w:val="003366"/>
+          <w:color w:val="5983B0"/>
         </w:rPr>
       </w:pPr>
       <w:r>
         <w:rPr>
-          <w:color w:val="003366"/>
+          <w:b/>
+          <w:bCs/>
+          <w:color w:val="5983B0"/>
+          <w:sz w:val="22"/>
+          <w:szCs w:val="22"/>
         </w:rPr>
         <w:t>Objectives</w:t>
       </w:r>
@@ -90,32 +129,39 @@
     <w:p>
       <w:pPr>
         <w:pStyle w:val="Normal"/>
-        <w:rPr/>
-      </w:pPr>
-      <w:r>
-        <w:rPr/>
-        <w:t xml:space="preserve">The primary objectives of this initiative are: migrate all on-premises </w:t>
-      </w:r>
-      <w:r>
         <w:rPr>
           <w:sz w:val="22"/>
           <w:szCs w:val="22"/>
         </w:rPr>
-        <w:t>workloads to a hybrid cloud environment, implement a modern data analytics platform, deploy mobile-first applications for field operations, and establish a robust cybersecurity framework.</w:t>
+      </w:pPr>
+      <w:r>
+        <w:rPr>
+          <w:b/>
+          <w:bCs/>
+          <w:i/>
+          <w:iCs/>
+          <w:color w:val="C9211E"/>
+          <w:sz w:val="22"/>
+          <w:szCs w:val="22"/>
+        </w:rPr>
+        <w:t>The primary objectives of this initiative are: migrate all on-premises workloads to a hybrid cloud environment, implement a modern data analytics platform, deploy mobile-first applications for field operations, and establish a robust cybersecurity framework.</w:t>
       </w:r>
     </w:p>
     <w:p>
       <w:pPr>
         <w:pStyle w:val="Heading1"/>
         <w:rPr>
-          <w:color w:val="003366"/>
+          <w:color w:val="5983B0"/>
         </w:rPr>
       </w:pPr>
       <w:r>
         <w:rPr>
-          <w:color w:val="003366"/>
+          <w:b w:val="false"/>
+          <w:bCs w:val="false"/>
+          <w:color w:val="5983B0"/>
           <w:sz w:val="22"/>
           <w:szCs w:val="22"/>
+          <w:vertAlign w:val="subscript"/>
         </w:rPr>
         <w:t>Scope of Work</w:t>
       </w:r>
@@ -130,6 +176,9 @@
       </w:pPr>
       <w:r>
         <w:rPr>
+          <w:b/>
+          <w:bCs/>
+          <w:color w:val="C9211E"/>
           <w:sz w:val="22"/>
           <w:szCs w:val="22"/>
         </w:rPr>
@@ -138,50 +187,23 @@
     </w:p>
     <w:p>
       <w:pPr>
-        <w:pStyle w:val="Heading1"/>
+        <w:pStyle w:val="Normal"/>
         <w:rPr>
-          <w:color w:val="003366"/>
+          <w:color w:val="2A6099"/>
         </w:rPr>
       </w:pPr>
       <w:r>
         <w:rPr>
-          <w:color w:val="003366"/>
+          <w:b w:val="false"/>
+          <w:bCs w:val="false"/>
+          <w:i/>
+          <w:iCs/>
+          <w:color w:val="2A6099"/>
           <w:sz w:val="22"/>
           <w:szCs w:val="22"/>
+          <w:vertAlign w:val="superscript"/>
         </w:rPr>
         <w:t>Budget</w:t>
-      </w:r>
-    </w:p>
-    <w:p>
-      <w:pPr>
-        <w:pStyle w:val="Normal"/>
-        <w:rPr>
-          <w:sz w:val="22"/>
-          <w:szCs w:val="22"/>
-        </w:rPr>
-      </w:pPr>
-      <w:r>
-        <w:rPr>
-          <w:sz w:val="22"/>
-          <w:szCs w:val="22"/>
-        </w:rPr>
-        <w:t>The total estimated budget for this initiative is $2.4 million over 12 months. Infrastructure costs account for 40%, professional services for 35%, software licenses for 15%, and training for 10%.</w:t>
-      </w:r>
-    </w:p>
-    <w:p>
-      <w:pPr>
-        <w:pStyle w:val="Heading1"/>
-        <w:rPr>
-          <w:color w:val="003366"/>
-        </w:rPr>
-      </w:pPr>
-      <w:r>
-        <w:rPr>
-          <w:color w:val="003366"/>
-          <w:sz w:val="22"/>
-          <w:szCs w:val="22"/>
-        </w:rPr>
-        <w:t>Expected Benefits</w:t>
       </w:r>
     </w:p>
     <w:p>
@@ -199,30 +221,31 @@
           <w:iCs/>
           <w:sz w:val="22"/>
           <w:szCs w:val="22"/>
-          <w:u w:val="single"/>
         </w:rPr>
-        <w:t>Upon completion, the organization will benefit from 99.9% system uptime, 60% reduction in infrastructure maintenance costs, real-time business intelligence capabilities, and enhanced security posture meeting ISO 27001 standards.</w:t>
+        <w:t>The total estimated budget for this initiative is $2.4 million over 12 months.</w:t>
+      </w:r>
+      <w:r>
+        <w:rPr>
+          <w:i/>
+          <w:iCs/>
+        </w:rPr>
+        <w:t xml:space="preserve"> Infrastructure costs account for 40%, professional services for 35%, software licenses for 15%, and training for 10%.</w:t>
       </w:r>
     </w:p>
     <w:p>
       <w:pPr>
-        <w:pStyle w:val="Normal"/>
-        <w:jc w:val="center"/>
+        <w:pStyle w:val="Heading1"/>
         <w:rPr>
-          <w:sz w:val="22"/>
-          <w:szCs w:val="22"/>
-          <w:u w:val="single"/>
+          <w:color w:val="5983B0"/>
         </w:rPr>
       </w:pPr>
       <w:r>
         <w:rPr>
-          <w:i w:val="false"/>
-          <w:iCs w:val="false"/>
-          <w:sz w:val="22"/>
-          <w:szCs w:val="22"/>
-          <w:u w:val="single"/>
+          <w:i/>
+          <w:iCs/>
+          <w:color w:val="5983B0"/>
         </w:rPr>
-        <w:t>Approved by: _________________________ Date: _________________________</w:t>
+        <w:t>Expected Benefits</w:t>
       </w:r>
     </w:p>
     <w:p>
@@ -232,16 +255,113 @@
           <w:i w:val="false"/>
           <w:i w:val="false"/>
           <w:iCs w:val="false"/>
-          <w:sz w:val="22"/>
-          <w:szCs w:val="22"/>
         </w:rPr>
       </w:pPr>
       <w:r>
         <w:rPr>
           <w:i w:val="false"/>
           <w:iCs w:val="false"/>
-          <w:sz w:val="22"/>
-          <w:szCs w:val="22"/>
+        </w:rPr>
+        <w:t xml:space="preserve">Upon completion, the organization will benefit from 99.9% system uptime, 60% reduction in infrastructure maintenance costs, real-time business </w:t>
+      </w:r>
+    </w:p>
+    <w:p>
+      <w:pPr>
+        <w:pStyle w:val="Normal"/>
+        <w:rPr>
+          <w:i w:val="false"/>
+          <w:i w:val="false"/>
+          <w:iCs w:val="false"/>
+        </w:rPr>
+      </w:pPr>
+      <w:r>
+        <w:rPr>
+          <w:i w:val="false"/>
+          <w:iCs w:val="false"/>
+        </w:rPr>
+      </w:r>
+    </w:p>
+    <w:p>
+      <w:pPr>
+        <w:pStyle w:val="Normal"/>
+        <w:rPr>
+          <w:i w:val="false"/>
+          <w:i w:val="false"/>
+          <w:iCs w:val="false"/>
+        </w:rPr>
+      </w:pPr>
+      <w:r>
+        <w:rPr>
+          <w:i w:val="false"/>
+          <w:iCs w:val="false"/>
+        </w:rPr>
+        <w:t>Approved by: _________________ Date: _________________</w:t>
+      </w:r>
+    </w:p>
+    <w:p>
+      <w:pPr>
+        <w:pStyle w:val="Normal"/>
+        <w:rPr>
+          <w:i/>
+          <w:i/>
+          <w:iCs/>
+        </w:rPr>
+      </w:pPr>
+      <w:r>
+        <w:rPr>
+          <w:i/>
+          <w:iCs/>
+        </w:rPr>
+        <w:t>Approved by: _________________ Date: _________________intelligence capabilities, and enhanced security posture meeting ISO 27001 standards.Approved by: _________________ Date: _________________</w:t>
+      </w:r>
+    </w:p>
+    <w:p>
+      <w:pPr>
+        <w:pStyle w:val="Normal"/>
+        <w:rPr>
+          <w:i/>
+          <w:i/>
+          <w:iCs/>
+        </w:rPr>
+      </w:pPr>
+      <w:r>
+        <w:rPr>
+          <w:i/>
+          <w:iCs/>
+        </w:rPr>
+        <w:t>Approved by: _________________ Date: _________________</w:t>
+      </w:r>
+    </w:p>
+    <w:p>
+      <w:pPr>
+        <w:pStyle w:val="Normal"/>
+        <w:rPr>
+          <w:i/>
+          <w:i/>
+          <w:iCs/>
+        </w:rPr>
+      </w:pPr>
+      <w:r>
+        <w:rPr>
+          <w:i/>
+          <w:iCs/>
+        </w:rPr>
+        <w:t>Approved by: _________________ Date: _________________</w:t>
+      </w:r>
+    </w:p>
+    <w:p>
+      <w:pPr>
+        <w:pStyle w:val="Normal"/>
+        <w:rPr>
+          <w:i w:val="false"/>
+          <w:i w:val="false"/>
+          <w:iCs w:val="false"/>
+        </w:rPr>
+      </w:pPr>
+      <w:r>
+        <w:rPr>
+          <w:i w:val="false"/>
+          <w:iCs w:val="false"/>
         </w:rPr>
       </w:r>
     </w:p>
@@ -257,7 +377,11 @@
         </w:rPr>
       </w:pPr>
       <w:r>
-        <w:rPr/>
+        <w:rPr>
+          <w:i w:val="false"/>
+          <w:iCs w:val="false"/>
+        </w:rPr>
+        <w:t>Approved by: _________________ Date: _________________</w:t>
       </w:r>
     </w:p>
     <w:sectPr>
